--- a/docs/Drafter-Team-Handbook.docx
+++ b/docs/Drafter-Team-Handbook.docx
@@ -386,40 +386,465 @@
                 <w:sz w:val="19"/>
                 <w:szCs w:val="19"/>
               </w:rPr>
+              <w:t xml:space="preserve">1.1</w:t>
+            </w:r>
+          </w:p>
+        </w:tc>
+      </w:tr>
+      <w:tr>
+        <w:tc>
+          <w:tcPr>
+            <w:tcW w:type="dxa" w:w="2600"/>
+            <w:tcMar>
+              <w:top w:type="dxa" w:w="80"/>
+              <w:left w:type="dxa" w:w="120"/>
+              <w:bottom w:type="dxa" w:w="80"/>
+              <w:right w:type="dxa" w:w="120"/>
+            </w:tcMar>
+          </w:tcPr>
+          <w:p>
+            <w:pPr>
+              <w:spacing w:after="0" w:line="252"/>
+            </w:pPr>
+            <w:r>
+              <w:rPr>
+                <w:rFonts w:ascii="Calibri" w:cs="Calibri" w:eastAsia="Calibri" w:hAnsi="Calibri"/>
+                <w:color w:val="1F2A44"/>
+                <w:sz w:val="19"/>
+                <w:szCs w:val="19"/>
+              </w:rPr>
+              <w:t xml:space="preserve">Issued</w:t>
+            </w:r>
+          </w:p>
+        </w:tc>
+        <w:tc>
+          <w:tcPr>
+            <w:tcW w:type="dxa" w:w="6426"/>
+            <w:tcMar>
+              <w:top w:type="dxa" w:w="80"/>
+              <w:left w:type="dxa" w:w="120"/>
+              <w:bottom w:type="dxa" w:w="80"/>
+              <w:right w:type="dxa" w:w="120"/>
+            </w:tcMar>
+          </w:tcPr>
+          <w:p>
+            <w:pPr>
+              <w:spacing w:after="0" w:line="252"/>
+            </w:pPr>
+            <w:r>
+              <w:rPr>
+                <w:rFonts w:ascii="Calibri" w:cs="Calibri" w:eastAsia="Calibri" w:hAnsi="Calibri"/>
+                <w:color w:val="1F2A44"/>
+                <w:sz w:val="19"/>
+                <w:szCs w:val="19"/>
+              </w:rPr>
+              <w:t xml:space="preserve">2 August 2026</w:t>
+            </w:r>
+          </w:p>
+        </w:tc>
+      </w:tr>
+      <w:tr>
+        <w:tc>
+          <w:tcPr>
+            <w:tcW w:type="dxa" w:w="2600"/>
+            <w:tcMar>
+              <w:top w:type="dxa" w:w="80"/>
+              <w:left w:type="dxa" w:w="120"/>
+              <w:bottom w:type="dxa" w:w="80"/>
+              <w:right w:type="dxa" w:w="120"/>
+            </w:tcMar>
+          </w:tcPr>
+          <w:p>
+            <w:pPr>
+              <w:spacing w:after="0" w:line="252"/>
+            </w:pPr>
+            <w:r>
+              <w:rPr>
+                <w:rFonts w:ascii="Calibri" w:cs="Calibri" w:eastAsia="Calibri" w:hAnsi="Calibri"/>
+                <w:color w:val="1F2A44"/>
+                <w:sz w:val="19"/>
+                <w:szCs w:val="19"/>
+              </w:rPr>
+              <w:t xml:space="preserve">Regulation set</w:t>
+            </w:r>
+          </w:p>
+        </w:tc>
+        <w:tc>
+          <w:tcPr>
+            <w:tcW w:type="dxa" w:w="6426"/>
+            <w:tcMar>
+              <w:top w:type="dxa" w:w="80"/>
+              <w:left w:type="dxa" w:w="120"/>
+              <w:bottom w:type="dxa" w:w="80"/>
+              <w:right w:type="dxa" w:w="120"/>
+            </w:tcMar>
+          </w:tcPr>
+          <w:p>
+            <w:pPr>
+              <w:spacing w:after="0" w:line="252"/>
+            </w:pPr>
+            <w:r>
+              <w:rPr>
+                <w:rFonts w:ascii="Calibri" w:cs="Calibri" w:eastAsia="Calibri" w:hAnsi="Calibri"/>
+                <w:color w:val="1F2A44"/>
+                <w:sz w:val="19"/>
+                <w:szCs w:val="19"/>
+              </w:rPr>
+              <w:t xml:space="preserve">2025-03-08</w:t>
+            </w:r>
+          </w:p>
+        </w:tc>
+      </w:tr>
+      <w:tr>
+        <w:tc>
+          <w:tcPr>
+            <w:tcW w:type="dxa" w:w="2600"/>
+            <w:tcMar>
+              <w:top w:type="dxa" w:w="80"/>
+              <w:left w:type="dxa" w:w="120"/>
+              <w:bottom w:type="dxa" w:w="80"/>
+              <w:right w:type="dxa" w:w="120"/>
+            </w:tcMar>
+          </w:tcPr>
+          <w:p>
+            <w:pPr>
+              <w:spacing w:after="0" w:line="252"/>
+            </w:pPr>
+            <w:r>
+              <w:rPr>
+                <w:rFonts w:ascii="Calibri" w:cs="Calibri" w:eastAsia="Calibri" w:hAnsi="Calibri"/>
+                <w:color w:val="1F2A44"/>
+                <w:sz w:val="19"/>
+                <w:szCs w:val="19"/>
+              </w:rPr>
+              <w:t xml:space="preserve">Registry version</w:t>
+            </w:r>
+          </w:p>
+        </w:tc>
+        <w:tc>
+          <w:tcPr>
+            <w:tcW w:type="dxa" w:w="6426"/>
+            <w:tcMar>
+              <w:top w:type="dxa" w:w="80"/>
+              <w:left w:type="dxa" w:w="120"/>
+              <w:bottom w:type="dxa" w:w="80"/>
+              <w:right w:type="dxa" w:w="120"/>
+            </w:tcMar>
+          </w:tcPr>
+          <w:p>
+            <w:pPr>
+              <w:spacing w:after="0" w:line="252"/>
+            </w:pPr>
+            <w:r>
+              <w:rPr>
+                <w:rFonts w:ascii="Calibri" w:cs="Calibri" w:eastAsia="Calibri" w:hAnsi="Calibri"/>
+                <w:color w:val="1F2A44"/>
+                <w:sz w:val="19"/>
+                <w:szCs w:val="19"/>
+              </w:rPr>
+              <w:t xml:space="preserve">2026-07-R4</w:t>
+            </w:r>
+          </w:p>
+        </w:tc>
+      </w:tr>
+      <w:tr>
+        <w:tc>
+          <w:tcPr>
+            <w:tcW w:type="dxa" w:w="2600"/>
+            <w:tcMar>
+              <w:top w:type="dxa" w:w="80"/>
+              <w:left w:type="dxa" w:w="120"/>
+              <w:bottom w:type="dxa" w:w="80"/>
+              <w:right w:type="dxa" w:w="120"/>
+            </w:tcMar>
+          </w:tcPr>
+          <w:p>
+            <w:pPr>
+              <w:spacing w:after="0" w:line="252"/>
+            </w:pPr>
+            <w:r>
+              <w:rPr>
+                <w:rFonts w:ascii="Calibri" w:cs="Calibri" w:eastAsia="Calibri" w:hAnsi="Calibri"/>
+                <w:color w:val="1F2A44"/>
+                <w:sz w:val="19"/>
+                <w:szCs w:val="19"/>
+              </w:rPr>
+              <w:t xml:space="preserve">Regenerate with</w:t>
+            </w:r>
+          </w:p>
+        </w:tc>
+        <w:tc>
+          <w:tcPr>
+            <w:tcW w:type="dxa" w:w="6426"/>
+            <w:tcMar>
+              <w:top w:type="dxa" w:w="80"/>
+              <w:left w:type="dxa" w:w="120"/>
+              <w:bottom w:type="dxa" w:w="80"/>
+              <w:right w:type="dxa" w:w="120"/>
+            </w:tcMar>
+          </w:tcPr>
+          <w:p>
+            <w:pPr>
+              <w:spacing w:after="0" w:line="252"/>
+            </w:pPr>
+            <w:r>
+              <w:rPr>
+                <w:rFonts w:ascii="Calibri" w:cs="Calibri" w:eastAsia="Calibri" w:hAnsi="Calibri"/>
+                <w:color w:val="1F2A44"/>
+                <w:sz w:val="19"/>
+                <w:szCs w:val="19"/>
+              </w:rPr>
+              <w:t xml:space="preserve">npm run handbook</w:t>
+            </w:r>
+          </w:p>
+        </w:tc>
+      </w:tr>
+    </w:tbl>
+    <w:p>
+      <w:pPr>
+        <w:spacing w:after="240"/>
+      </w:pPr>
+      <w:r>
+        <w:rPr>
+          <w:rFonts w:ascii="Calibri" w:cs="Calibri" w:eastAsia="Calibri" w:hAnsi="Calibri"/>
+          <w:color w:val="1F2A44"/>
+          <w:sz w:val="20"/>
+          <w:szCs w:val="20"/>
+        </w:rPr>
+        <w:t xml:space="preserve"/>
+      </w:r>
+    </w:p>
+    <w:p>
+      <w:pPr>
+        <w:pStyle w:val="Heading3"/>
+        <w:spacing w:after="100" w:before="200"/>
+      </w:pPr>
+      <w:r>
+        <w:rPr>
+          <w:rFonts w:ascii="Calibri" w:cs="Calibri" w:eastAsia="Calibri" w:hAnsi="Calibri"/>
+          <w:b/>
+          <w:bCs/>
+          <w:color w:val="2E74B5"/>
+          <w:sz w:val="22"/>
+          <w:szCs w:val="22"/>
+        </w:rPr>
+        <w:t xml:space="preserve">Revision history</w:t>
+      </w:r>
+    </w:p>
+    <w:tbl>
+      <w:tblPr>
+        <w:tblW w:type="dxa" w:w="9026"/>
+        <w:tblBorders>
+          <w:top w:val="single" w:color="D6DBE4" w:sz="4"/>
+          <w:left w:val="none" w:color="FFFFFF" w:sz="0"/>
+          <w:bottom w:val="single" w:color="D6DBE4" w:sz="4"/>
+          <w:right w:val="none" w:color="FFFFFF" w:sz="0"/>
+          <w:insideH w:val="single" w:color="D6DBE4" w:sz="2"/>
+          <w:insideV w:val="none" w:color="FFFFFF" w:sz="0"/>
+        </w:tblBorders>
+      </w:tblPr>
+      <w:tblGrid>
+        <w:gridCol w:w="1100"/>
+        <w:gridCol w:w="1900"/>
+        <w:gridCol w:w="6026"/>
+      </w:tblGrid>
+      <w:tr>
+        <w:trPr>
+          <w:tblHeader/>
+        </w:trPr>
+        <w:tc>
+          <w:tcPr>
+            <w:tcW w:type="dxa" w:w="1100"/>
+            <w:shd w:fill="EEF2F8" w:val="clear"/>
+            <w:tcMar>
+              <w:top w:type="dxa" w:w="90"/>
+              <w:left w:type="dxa" w:w="120"/>
+              <w:bottom w:type="dxa" w:w="90"/>
+              <w:right w:type="dxa" w:w="120"/>
+            </w:tcMar>
+          </w:tcPr>
+          <w:p>
+            <w:pPr>
+              <w:spacing w:after="0"/>
+            </w:pPr>
+            <w:r>
+              <w:rPr>
+                <w:rFonts w:ascii="Calibri" w:cs="Calibri" w:eastAsia="Calibri" w:hAnsi="Calibri"/>
+                <w:b/>
+                <w:bCs/>
+                <w:color w:val="1F3864"/>
+                <w:sz w:val="19"/>
+                <w:szCs w:val="19"/>
+              </w:rPr>
+              <w:t xml:space="preserve">Version</w:t>
+            </w:r>
+          </w:p>
+        </w:tc>
+        <w:tc>
+          <w:tcPr>
+            <w:tcW w:type="dxa" w:w="1900"/>
+            <w:shd w:fill="EEF2F8" w:val="clear"/>
+            <w:tcMar>
+              <w:top w:type="dxa" w:w="90"/>
+              <w:left w:type="dxa" w:w="120"/>
+              <w:bottom w:type="dxa" w:w="90"/>
+              <w:right w:type="dxa" w:w="120"/>
+            </w:tcMar>
+          </w:tcPr>
+          <w:p>
+            <w:pPr>
+              <w:spacing w:after="0"/>
+            </w:pPr>
+            <w:r>
+              <w:rPr>
+                <w:rFonts w:ascii="Calibri" w:cs="Calibri" w:eastAsia="Calibri" w:hAnsi="Calibri"/>
+                <w:b/>
+                <w:bCs/>
+                <w:color w:val="1F3864"/>
+                <w:sz w:val="19"/>
+                <w:szCs w:val="19"/>
+              </w:rPr>
+              <w:t xml:space="preserve">Issued</w:t>
+            </w:r>
+          </w:p>
+        </w:tc>
+        <w:tc>
+          <w:tcPr>
+            <w:tcW w:type="dxa" w:w="6026"/>
+            <w:shd w:fill="EEF2F8" w:val="clear"/>
+            <w:tcMar>
+              <w:top w:type="dxa" w:w="90"/>
+              <w:left w:type="dxa" w:w="120"/>
+              <w:bottom w:type="dxa" w:w="90"/>
+              <w:right w:type="dxa" w:w="120"/>
+            </w:tcMar>
+          </w:tcPr>
+          <w:p>
+            <w:pPr>
+              <w:spacing w:after="0"/>
+            </w:pPr>
+            <w:r>
+              <w:rPr>
+                <w:rFonts w:ascii="Calibri" w:cs="Calibri" w:eastAsia="Calibri" w:hAnsi="Calibri"/>
+                <w:b/>
+                <w:bCs/>
+                <w:color w:val="1F3864"/>
+                <w:sz w:val="19"/>
+                <w:szCs w:val="19"/>
+              </w:rPr>
+              <w:t xml:space="preserve">What changed</w:t>
+            </w:r>
+          </w:p>
+        </w:tc>
+      </w:tr>
+      <w:tr>
+        <w:tc>
+          <w:tcPr>
+            <w:tcW w:type="dxa" w:w="1100"/>
+            <w:tcMar>
+              <w:top w:type="dxa" w:w="80"/>
+              <w:left w:type="dxa" w:w="120"/>
+              <w:bottom w:type="dxa" w:w="80"/>
+              <w:right w:type="dxa" w:w="120"/>
+            </w:tcMar>
+          </w:tcPr>
+          <w:p>
+            <w:pPr>
+              <w:spacing w:after="0" w:line="252"/>
+            </w:pPr>
+            <w:r>
+              <w:rPr>
+                <w:rFonts w:ascii="Calibri" w:cs="Calibri" w:eastAsia="Calibri" w:hAnsi="Calibri"/>
+                <w:color w:val="1F2A44"/>
+                <w:sz w:val="19"/>
+                <w:szCs w:val="19"/>
+              </w:rPr>
+              <w:t xml:space="preserve">1.1</w:t>
+            </w:r>
+          </w:p>
+        </w:tc>
+        <w:tc>
+          <w:tcPr>
+            <w:tcW w:type="dxa" w:w="1900"/>
+            <w:tcMar>
+              <w:top w:type="dxa" w:w="80"/>
+              <w:left w:type="dxa" w:w="120"/>
+              <w:bottom w:type="dxa" w:w="80"/>
+              <w:right w:type="dxa" w:w="120"/>
+            </w:tcMar>
+          </w:tcPr>
+          <w:p>
+            <w:pPr>
+              <w:spacing w:after="0" w:line="252"/>
+            </w:pPr>
+            <w:r>
+              <w:rPr>
+                <w:rFonts w:ascii="Calibri" w:cs="Calibri" w:eastAsia="Calibri" w:hAnsi="Calibri"/>
+                <w:color w:val="1F2A44"/>
+                <w:sz w:val="19"/>
+                <w:szCs w:val="19"/>
+              </w:rPr>
+              <w:t xml:space="preserve">2 August 2026</w:t>
+            </w:r>
+          </w:p>
+        </w:tc>
+        <w:tc>
+          <w:tcPr>
+            <w:tcW w:type="dxa" w:w="6026"/>
+            <w:tcMar>
+              <w:top w:type="dxa" w:w="80"/>
+              <w:left w:type="dxa" w:w="120"/>
+              <w:bottom w:type="dxa" w:w="80"/>
+              <w:right w:type="dxa" w:w="120"/>
+            </w:tcMar>
+          </w:tcPr>
+          <w:p>
+            <w:pPr>
+              <w:spacing w:after="0" w:line="252"/>
+            </w:pPr>
+            <w:r>
+              <w:rPr>
+                <w:rFonts w:ascii="Calibri" w:cs="Calibri" w:eastAsia="Calibri" w:hAnsi="Calibri"/>
+                <w:color w:val="1F2A44"/>
+                <w:sz w:val="19"/>
+                <w:szCs w:val="19"/>
+              </w:rPr>
+              <w:t xml:space="preserve">Standard offer-document text written out in full; narrative chapters deepened; risk factors numbered at render time; model fallback chain and deadline-aware retries documented.</w:t>
+            </w:r>
+          </w:p>
+        </w:tc>
+      </w:tr>
+      <w:tr>
+        <w:tc>
+          <w:tcPr>
+            <w:tcW w:type="dxa" w:w="1100"/>
+            <w:shd w:fill="F7F9FC" w:val="clear"/>
+            <w:tcMar>
+              <w:top w:type="dxa" w:w="80"/>
+              <w:left w:type="dxa" w:w="120"/>
+              <w:bottom w:type="dxa" w:w="80"/>
+              <w:right w:type="dxa" w:w="120"/>
+            </w:tcMar>
+          </w:tcPr>
+          <w:p>
+            <w:pPr>
+              <w:spacing w:after="0" w:line="252"/>
+            </w:pPr>
+            <w:r>
+              <w:rPr>
+                <w:rFonts w:ascii="Calibri" w:cs="Calibri" w:eastAsia="Calibri" w:hAnsi="Calibri"/>
+                <w:color w:val="1F2A44"/>
+                <w:sz w:val="19"/>
+                <w:szCs w:val="19"/>
+              </w:rPr>
               <w:t xml:space="preserve">1.0</w:t>
             </w:r>
           </w:p>
         </w:tc>
-      </w:tr>
-      <w:tr>
-        <w:tc>
-          <w:tcPr>
-            <w:tcW w:type="dxa" w:w="2600"/>
-            <w:tcMar>
-              <w:top w:type="dxa" w:w="80"/>
-              <w:left w:type="dxa" w:w="120"/>
-              <w:bottom w:type="dxa" w:w="80"/>
-              <w:right w:type="dxa" w:w="120"/>
-            </w:tcMar>
-          </w:tcPr>
-          <w:p>
-            <w:pPr>
-              <w:spacing w:after="0" w:line="252"/>
-            </w:pPr>
-            <w:r>
-              <w:rPr>
-                <w:rFonts w:ascii="Calibri" w:cs="Calibri" w:eastAsia="Calibri" w:hAnsi="Calibri"/>
-                <w:color w:val="1F2A44"/>
-                <w:sz w:val="19"/>
-                <w:szCs w:val="19"/>
-              </w:rPr>
-              <w:t xml:space="preserve">Issued</w:t>
-            </w:r>
-          </w:p>
-        </w:tc>
-        <w:tc>
-          <w:tcPr>
-            <w:tcW w:type="dxa" w:w="6426"/>
+        <w:tc>
+          <w:tcPr>
+            <w:tcW w:type="dxa" w:w="1900"/>
+            <w:shd w:fill="F7F9FC" w:val="clear"/>
             <w:tcMar>
               <w:top w:type="dxa" w:w="80"/>
               <w:left w:type="dxa" w:w="120"/>
@@ -442,159 +867,29 @@
             </w:r>
           </w:p>
         </w:tc>
-      </w:tr>
-      <w:tr>
-        <w:tc>
-          <w:tcPr>
-            <w:tcW w:type="dxa" w:w="2600"/>
-            <w:tcMar>
-              <w:top w:type="dxa" w:w="80"/>
-              <w:left w:type="dxa" w:w="120"/>
-              <w:bottom w:type="dxa" w:w="80"/>
-              <w:right w:type="dxa" w:w="120"/>
-            </w:tcMar>
-          </w:tcPr>
-          <w:p>
-            <w:pPr>
-              <w:spacing w:after="0" w:line="252"/>
-            </w:pPr>
-            <w:r>
-              <w:rPr>
-                <w:rFonts w:ascii="Calibri" w:cs="Calibri" w:eastAsia="Calibri" w:hAnsi="Calibri"/>
-                <w:color w:val="1F2A44"/>
-                <w:sz w:val="19"/>
-                <w:szCs w:val="19"/>
-              </w:rPr>
-              <w:t xml:space="preserve">Regulation set</w:t>
-            </w:r>
-          </w:p>
-        </w:tc>
-        <w:tc>
-          <w:tcPr>
-            <w:tcW w:type="dxa" w:w="6426"/>
-            <w:tcMar>
-              <w:top w:type="dxa" w:w="80"/>
-              <w:left w:type="dxa" w:w="120"/>
-              <w:bottom w:type="dxa" w:w="80"/>
-              <w:right w:type="dxa" w:w="120"/>
-            </w:tcMar>
-          </w:tcPr>
-          <w:p>
-            <w:pPr>
-              <w:spacing w:after="0" w:line="252"/>
-            </w:pPr>
-            <w:r>
-              <w:rPr>
-                <w:rFonts w:ascii="Calibri" w:cs="Calibri" w:eastAsia="Calibri" w:hAnsi="Calibri"/>
-                <w:color w:val="1F2A44"/>
-                <w:sz w:val="19"/>
-                <w:szCs w:val="19"/>
-              </w:rPr>
-              <w:t xml:space="preserve">2025-03-08</w:t>
-            </w:r>
-          </w:p>
-        </w:tc>
-      </w:tr>
-      <w:tr>
-        <w:tc>
-          <w:tcPr>
-            <w:tcW w:type="dxa" w:w="2600"/>
-            <w:tcMar>
-              <w:top w:type="dxa" w:w="80"/>
-              <w:left w:type="dxa" w:w="120"/>
-              <w:bottom w:type="dxa" w:w="80"/>
-              <w:right w:type="dxa" w:w="120"/>
-            </w:tcMar>
-          </w:tcPr>
-          <w:p>
-            <w:pPr>
-              <w:spacing w:after="0" w:line="252"/>
-            </w:pPr>
-            <w:r>
-              <w:rPr>
-                <w:rFonts w:ascii="Calibri" w:cs="Calibri" w:eastAsia="Calibri" w:hAnsi="Calibri"/>
-                <w:color w:val="1F2A44"/>
-                <w:sz w:val="19"/>
-                <w:szCs w:val="19"/>
-              </w:rPr>
-              <w:t xml:space="preserve">Registry version</w:t>
-            </w:r>
-          </w:p>
-        </w:tc>
-        <w:tc>
-          <w:tcPr>
-            <w:tcW w:type="dxa" w:w="6426"/>
-            <w:tcMar>
-              <w:top w:type="dxa" w:w="80"/>
-              <w:left w:type="dxa" w:w="120"/>
-              <w:bottom w:type="dxa" w:w="80"/>
-              <w:right w:type="dxa" w:w="120"/>
-            </w:tcMar>
-          </w:tcPr>
-          <w:p>
-            <w:pPr>
-              <w:spacing w:after="0" w:line="252"/>
-            </w:pPr>
-            <w:r>
-              <w:rPr>
-                <w:rFonts w:ascii="Calibri" w:cs="Calibri" w:eastAsia="Calibri" w:hAnsi="Calibri"/>
-                <w:color w:val="1F2A44"/>
-                <w:sz w:val="19"/>
-                <w:szCs w:val="19"/>
-              </w:rPr>
-              <w:t xml:space="preserve">2026-07-R4</w:t>
-            </w:r>
-          </w:p>
-        </w:tc>
-      </w:tr>
-      <w:tr>
-        <w:tc>
-          <w:tcPr>
-            <w:tcW w:type="dxa" w:w="2600"/>
-            <w:tcMar>
-              <w:top w:type="dxa" w:w="80"/>
-              <w:left w:type="dxa" w:w="120"/>
-              <w:bottom w:type="dxa" w:w="80"/>
-              <w:right w:type="dxa" w:w="120"/>
-            </w:tcMar>
-          </w:tcPr>
-          <w:p>
-            <w:pPr>
-              <w:spacing w:after="0" w:line="252"/>
-            </w:pPr>
-            <w:r>
-              <w:rPr>
-                <w:rFonts w:ascii="Calibri" w:cs="Calibri" w:eastAsia="Calibri" w:hAnsi="Calibri"/>
-                <w:color w:val="1F2A44"/>
-                <w:sz w:val="19"/>
-                <w:szCs w:val="19"/>
-              </w:rPr>
-              <w:t xml:space="preserve">Regenerate with</w:t>
-            </w:r>
-          </w:p>
-        </w:tc>
-        <w:tc>
-          <w:tcPr>
-            <w:tcW w:type="dxa" w:w="6426"/>
-            <w:tcMar>
-              <w:top w:type="dxa" w:w="80"/>
-              <w:left w:type="dxa" w:w="120"/>
-              <w:bottom w:type="dxa" w:w="80"/>
-              <w:right w:type="dxa" w:w="120"/>
-            </w:tcMar>
-          </w:tcPr>
-          <w:p>
-            <w:pPr>
-              <w:spacing w:after="0" w:line="252"/>
-            </w:pPr>
-            <w:r>
-              <w:rPr>
-                <w:rFonts w:ascii="Calibri" w:cs="Calibri" w:eastAsia="Calibri" w:hAnsi="Calibri"/>
-                <w:color w:val="1F2A44"/>
-                <w:sz w:val="19"/>
-                <w:szCs w:val="19"/>
-              </w:rPr>
-              <w:t xml:space="preserve">npm run handbook</w:t>
+        <w:tc>
+          <w:tcPr>
+            <w:tcW w:type="dxa" w:w="6026"/>
+            <w:shd w:fill="F7F9FC" w:val="clear"/>
+            <w:tcMar>
+              <w:top w:type="dxa" w:w="80"/>
+              <w:left w:type="dxa" w:w="120"/>
+              <w:bottom w:type="dxa" w:w="80"/>
+              <w:right w:type="dxa" w:w="120"/>
+            </w:tcMar>
+          </w:tcPr>
+          <w:p>
+            <w:pPr>
+              <w:spacing w:after="0" w:line="252"/>
+            </w:pPr>
+            <w:r>
+              <w:rPr>
+                <w:rFonts w:ascii="Calibri" w:cs="Calibri" w:eastAsia="Calibri" w:hAnsi="Calibri"/>
+                <w:color w:val="1F2A44"/>
+                <w:sz w:val="19"/>
+                <w:szCs w:val="19"/>
+              </w:rPr>
+              <w:t xml:space="preserve">First issue.</w:t>
             </w:r>
           </w:p>
         </w:tc>
@@ -602,7 +897,7 @@
     </w:tbl>
     <w:p>
       <w:pPr>
-        <w:spacing w:after="300"/>
+        <w:spacing w:after="240"/>
       </w:pPr>
       <w:r>
         <w:rPr>
@@ -1143,7 +1438,7 @@
                 <w:sz w:val="19"/>
                 <w:szCs w:val="19"/>
               </w:rPr>
-              <w:t xml:space="preserve">9,975 words and 26 tables on the bundled issuer</w:t>
+              <w:t xml:space="preserve">15,044 words and 27 tables on the bundled issuer</w:t>
             </w:r>
           </w:p>
         </w:tc>
@@ -6816,7 +7111,7 @@
                 <w:sz w:val="19"/>
                 <w:szCs w:val="19"/>
               </w:rPr>
-              <w:t xml:space="preserve">58</w:t>
+              <w:t xml:space="preserve">96</w:t>
             </w:r>
           </w:p>
         </w:tc>
@@ -6893,7 +7188,7 @@
                 <w:sz w:val="19"/>
                 <w:szCs w:val="19"/>
               </w:rPr>
-              <w:t xml:space="preserve">110</w:t>
+              <w:t xml:space="preserve">189</w:t>
             </w:r>
           </w:p>
         </w:tc>
@@ -6973,7 +7268,7 @@
                 <w:sz w:val="19"/>
                 <w:szCs w:val="19"/>
               </w:rPr>
-              <w:t xml:space="preserve">7</w:t>
+              <w:t xml:space="preserve">11</w:t>
             </w:r>
           </w:p>
         </w:tc>
@@ -7862,7 +8157,80 @@
           <w:sz w:val="25"/>
           <w:szCs w:val="25"/>
         </w:rPr>
-        <w:t xml:space="preserve">5.6  Supporting engines</w:t>
+        <w:t xml:space="preserve">5.6  Standard text and render-time numbering</w:t>
+      </w:r>
+    </w:p>
+    <w:p>
+      <w:pPr>
+        <w:spacing w:after="120" w:line="276"/>
+      </w:pPr>
+      <w:r>
+        <w:rPr>
+          <w:rFonts w:ascii="Calibri" w:cs="Calibri" w:eastAsia="Calibri" w:hAnsi="Calibri"/>
+          <w:color w:val="1F2A44"/>
+          <w:sz w:val="20"/>
+          <w:szCs w:val="20"/>
+        </w:rPr>
+        <w:t xml:space="preserve">The boilerplate chapters are assembled from clauses held in knowledge_base/section_templates.json rather than in code. A clause may be a heading, a paragraph, a list, a definition table, a structured placeholder, a note to the merchant banker, or a risk factor — and any of them may carry a condition, so a clause about leased premises does not appear for an issuer that owns its properties.</w:t>
+      </w:r>
+    </w:p>
+    <w:p>
+      <w:pPr>
+        <w:spacing w:after="120" w:line="276"/>
+      </w:pPr>
+      <w:r>
+        <w:rPr>
+          <w:rFonts w:ascii="Calibri" w:cs="Calibri" w:eastAsia="Calibri" w:hAnsi="Calibri"/>
+          <w:color w:val="1F2A44"/>
+          <w:sz w:val="20"/>
+          <w:szCs w:val="20"/>
+        </w:rPr>
+        <w:t xml:space="preserve">Risk factors are numbered at RENDER time, after that filter, and this is not cosmetic. The numbers were once written into the template text while several factors were conditional, so an issuer with no litigation, no related-party dealings and no borrowings rendered "1, 2, 3, 5, 9, 10 …". Nothing threw an error. The document simply looked defective and the promoter had no way to know why. A filed offer document with gaps in its risk-factor numbering invites exactly the kind of query this product exists to prevent.</w:t>
+      </w:r>
+    </w:p>
+    <w:p>
+      <w:pPr>
+        <w:spacing w:after="120" w:line="276"/>
+      </w:pPr>
+      <w:r>
+        <w:rPr>
+          <w:rFonts w:ascii="Calibri" w:cs="Calibri" w:eastAsia="Calibri" w:hAnsi="Calibri"/>
+          <w:color w:val="1F2A44"/>
+          <w:sz w:val="20"/>
+          <w:szCs w:val="20"/>
+        </w:rPr>
+        <w:t xml:space="preserve">A factual chapter can also carry standard text after its factual blocks. Issue Structure is the clear case: the allocation table and the market-maker reservation come from issuer data, while the terms of payment, the revision rules and the minimum-subscription consequence are identical in every SME offer document.</w:t>
+      </w:r>
+    </w:p>
+    <w:p>
+      <w:pPr>
+        <w:spacing w:after="160"/>
+      </w:pPr>
+      <w:r>
+        <w:rPr>
+          <w:rFonts w:ascii="Calibri" w:cs="Calibri" w:eastAsia="Calibri" w:hAnsi="Calibri"/>
+          <w:color w:val="1F2A44"/>
+          <w:sz w:val="20"/>
+          <w:szCs w:val="20"/>
+        </w:rPr>
+        <w:t xml:space="preserve"/>
+      </w:r>
+    </w:p>
+    <w:p>
+      <w:pPr>
+        <w:pStyle w:val="Heading2"/>
+        <w:spacing w:after="120" w:before="280"/>
+      </w:pPr>
+      <w:r>
+        <w:rPr>
+          <w:rFonts w:ascii="Calibri" w:cs="Calibri" w:eastAsia="Calibri" w:hAnsi="Calibri"/>
+          <w:b/>
+          <w:bCs/>
+          <w:color w:val="1F3864"/>
+          <w:sz w:val="25"/>
+          <w:szCs w:val="25"/>
+        </w:rPr>
+        <w:t xml:space="preserve">5.7  Supporting engines</w:t>
       </w:r>
     </w:p>
     <w:tbl>
@@ -8235,7 +8603,7 @@
           <w:sz w:val="25"/>
           <w:szCs w:val="25"/>
         </w:rPr>
-        <w:t xml:space="preserve">5.7  Observation replay</w:t>
+        <w:t xml:space="preserve">5.8  Observation replay</w:t>
       </w:r>
     </w:p>
     <w:p>
@@ -8266,7 +8634,7 @@
           <w:sz w:val="25"/>
           <w:szCs w:val="25"/>
         </w:rPr>
-        <w:t xml:space="preserve">5.8  Regulation watch</w:t>
+        <w:t xml:space="preserve">5.9  Regulation watch</w:t>
       </w:r>
     </w:p>
     <w:p>
@@ -8297,7 +8665,7 @@
           <w:sz w:val="25"/>
           <w:szCs w:val="25"/>
         </w:rPr>
-        <w:t xml:space="preserve">5.9  Financials extraction</w:t>
+        <w:t xml:space="preserve">5.10  Financials extraction</w:t>
       </w:r>
     </w:p>
     <w:p>
@@ -10267,7 +10635,35 @@
           <w:sz w:val="20"/>
           <w:szCs w:val="20"/>
         </w:rPr>
-        <w:t xml:space="preserve">Because the limiter charges the reservation, a burst costs concurrency × (prompt + 2400) against the per-minute bucket. Measured prompts run 1,262–2,033 tokens per chapter, so a worst case of 2,100 is assumed. At the primary model's 12,000-token bucket that permits 2 chapters in flight; three was tried, cost roughly 12,300 tokens, and rate-limited the third chapter of every burst. The buckets differ per model, so the fan-out is derived per model rather than fixed — sizing against a spent model's bucket would rate-limit its substitute immediately. The verification asserts both that the current burst fits AND that the concurrency which actually failed is rejected; without that second assertion the check would quietly become vacuous.</w:t>
+        <w:t xml:space="preserve">Because the limiter charges the reservation, a burst costs concurrency × (prompt + 2,900) against the per-minute bucket. The largest narrative prompt currently measures 3,012 tokens, against a declared worst case of 3,100. At the primary model's 12,000-token bucket that permits 2 chapters in flight; three was tried, and rate-limited the third chapter of every burst.</w:t>
+      </w:r>
+    </w:p>
+    <w:p>
+      <w:pPr>
+        <w:spacing w:after="120" w:line="276"/>
+      </w:pPr>
+      <w:r>
+        <w:rPr>
+          <w:rFonts w:ascii="Calibri" w:cs="Calibri" w:eastAsia="Calibri" w:hAnsi="Calibri"/>
+          <w:color w:val="1F2A44"/>
+          <w:sz w:val="20"/>
+          <w:szCs w:val="20"/>
+        </w:rPr>
+        <w:t xml:space="preserve">Both inputs to that arithmetic drift. The completion reservation was once cut to 1,800 on a single measurement of the longest chapter, and a later run of the same chapter on the same input ran past it and was refused — so the ceiling is now set from the observed OVERRUN rather than the observed mean. The worst-case prompt grew from 2,100 to 3,100 the moment the narrative chapters were given more context fields, and understating it over-fans-out, because the derived slot cost comes out below the real one and the extra chapter rate-limits.</w:t>
+      </w:r>
+    </w:p>
+    <w:p>
+      <w:pPr>
+        <w:spacing w:after="120" w:line="276"/>
+      </w:pPr>
+      <w:r>
+        <w:rPr>
+          <w:rFonts w:ascii="Calibri" w:cs="Calibri" w:eastAsia="Calibri" w:hAnsi="Calibri"/>
+          <w:color w:val="1F2A44"/>
+          <w:sz w:val="20"/>
+          <w:szCs w:val="20"/>
+        </w:rPr>
+        <w:t xml:space="preserve">The verification therefore MEASURES the real prompts rather than trusting the declaration, asserts that the current burst fits, and asserts that the concurrency which actually failed is rejected. Without that last assertion the check would quietly become vacuous. The buckets differ per model, so the fan-out is derived per model rather than fixed — sizing against a spent model's bucket would rate-limit its substitute immediately.</w:t>
       </w:r>
     </w:p>
     <w:p>
@@ -12607,7 +13003,7 @@
                 <w:sz w:val="19"/>
                 <w:szCs w:val="19"/>
               </w:rPr>
-              <w:t xml:space="preserve">9,975</w:t>
+              <w:t xml:space="preserve">15,044</w:t>
             </w:r>
           </w:p>
         </w:tc>
@@ -12632,7 +13028,7 @@
                 <w:sz w:val="19"/>
                 <w:szCs w:val="19"/>
               </w:rPr>
-              <w:t xml:space="preserve">10,091</w:t>
+              <w:t xml:space="preserve">15,108</w:t>
             </w:r>
           </w:p>
         </w:tc>
@@ -12686,7 +13082,7 @@
                 <w:sz w:val="19"/>
                 <w:szCs w:val="19"/>
               </w:rPr>
-              <w:t xml:space="preserve">26</w:t>
+              <w:t xml:space="preserve">27</w:t>
             </w:r>
           </w:p>
         </w:tc>
@@ -12712,7 +13108,7 @@
                 <w:sz w:val="19"/>
                 <w:szCs w:val="19"/>
               </w:rPr>
-              <w:t xml:space="preserve">27</w:t>
+              <w:t xml:space="preserve">28</w:t>
             </w:r>
           </w:p>
         </w:tc>
@@ -12764,7 +13160,7 @@
                 <w:sz w:val="19"/>
                 <w:szCs w:val="19"/>
               </w:rPr>
-              <w:t xml:space="preserve">7</w:t>
+              <w:t xml:space="preserve">11</w:t>
             </w:r>
           </w:p>
         </w:tc>
@@ -12789,7 +13185,7 @@
                 <w:sz w:val="19"/>
                 <w:szCs w:val="19"/>
               </w:rPr>
-              <w:t xml:space="preserve">8</w:t>
+              <w:t xml:space="preserve">12</w:t>
             </w:r>
           </w:p>
         </w:tc>
@@ -13388,7 +13784,7 @@
           <w:sz w:val="25"/>
           <w:szCs w:val="25"/>
         </w:rPr>
-        <w:t xml:space="preserve">8.3  Placeholders are the design, not a shortfall</w:t>
+        <w:t xml:space="preserve">8.3  How long the output is, and how long a filed DRHP is</w:t>
       </w:r>
     </w:p>
     <w:p>
@@ -13402,7 +13798,600 @@
           <w:sz w:val="20"/>
           <w:szCs w:val="20"/>
         </w:rPr>
-        <w:t xml:space="preserve">The 7 placeholders in the bundled issuer's draft each sit at a legal signature point — the auditor's examination report, the tax-benefits certificate, counsel's tax particulars, the lock-in computation, the verbatim Articles, the executed declaration. Every one of them is something a named professional must sign. Generating text there would be the single most dangerous thing this product could do.</w:t>
+        <w:t xml:space="preserve">This is the first question anyone who has seen a real offer document will ask, so the team should know the answer before being asked it.</w:t>
+      </w:r>
+    </w:p>
+    <w:p>
+      <w:pPr>
+        <w:spacing w:after="80"/>
+      </w:pPr>
+      <w:r>
+        <w:rPr>
+          <w:rFonts w:ascii="Calibri" w:cs="Calibri" w:eastAsia="Calibri" w:hAnsi="Calibri"/>
+          <w:color w:val="1F2A44"/>
+          <w:sz w:val="20"/>
+          <w:szCs w:val="20"/>
+        </w:rPr>
+        <w:t xml:space="preserve"/>
+      </w:r>
+    </w:p>
+    <w:tbl>
+      <w:tblPr>
+        <w:tblW w:type="dxa" w:w="9026"/>
+        <w:tblBorders>
+          <w:top w:val="single" w:color="D6DBE4" w:sz="4"/>
+          <w:left w:val="none" w:color="FFFFFF" w:sz="0"/>
+          <w:bottom w:val="single" w:color="D6DBE4" w:sz="4"/>
+          <w:right w:val="none" w:color="FFFFFF" w:sz="0"/>
+          <w:insideH w:val="single" w:color="D6DBE4" w:sz="2"/>
+          <w:insideV w:val="none" w:color="FFFFFF" w:sz="0"/>
+        </w:tblBorders>
+      </w:tblPr>
+      <w:tblGrid>
+        <w:gridCol w:w="3400"/>
+        <w:gridCol w:w="2800"/>
+        <w:gridCol w:w="2826"/>
+      </w:tblGrid>
+      <w:tr>
+        <w:trPr>
+          <w:tblHeader/>
+        </w:trPr>
+        <w:tc>
+          <w:tcPr>
+            <w:tcW w:type="dxa" w:w="3400"/>
+            <w:shd w:fill="EEF2F8" w:val="clear"/>
+            <w:tcMar>
+              <w:top w:type="dxa" w:w="90"/>
+              <w:left w:type="dxa" w:w="120"/>
+              <w:bottom w:type="dxa" w:w="90"/>
+              <w:right w:type="dxa" w:w="120"/>
+            </w:tcMar>
+          </w:tcPr>
+          <w:p>
+            <w:pPr>
+              <w:spacing w:after="0"/>
+            </w:pPr>
+            <w:r>
+              <w:rPr>
+                <w:rFonts w:ascii="Calibri" w:cs="Calibri" w:eastAsia="Calibri" w:hAnsi="Calibri"/>
+                <w:b/>
+                <w:bCs/>
+                <w:color w:val="1F3864"/>
+                <w:sz w:val="19"/>
+                <w:szCs w:val="19"/>
+              </w:rPr>
+              <w:t xml:space="preserve"/>
+            </w:r>
+          </w:p>
+        </w:tc>
+        <w:tc>
+          <w:tcPr>
+            <w:tcW w:type="dxa" w:w="2800"/>
+            <w:shd w:fill="EEF2F8" w:val="clear"/>
+            <w:tcMar>
+              <w:top w:type="dxa" w:w="90"/>
+              <w:left w:type="dxa" w:w="120"/>
+              <w:bottom w:type="dxa" w:w="90"/>
+              <w:right w:type="dxa" w:w="120"/>
+            </w:tcMar>
+          </w:tcPr>
+          <w:p>
+            <w:pPr>
+              <w:spacing w:after="0"/>
+            </w:pPr>
+            <w:r>
+              <w:rPr>
+                <w:rFonts w:ascii="Calibri" w:cs="Calibri" w:eastAsia="Calibri" w:hAnsi="Calibri"/>
+                <w:b/>
+                <w:bCs/>
+                <w:color w:val="1F3864"/>
+                <w:sz w:val="19"/>
+                <w:szCs w:val="19"/>
+              </w:rPr>
+              <w:t xml:space="preserve">Drafter</w:t>
+            </w:r>
+          </w:p>
+        </w:tc>
+        <w:tc>
+          <w:tcPr>
+            <w:tcW w:type="dxa" w:w="2826"/>
+            <w:shd w:fill="EEF2F8" w:val="clear"/>
+            <w:tcMar>
+              <w:top w:type="dxa" w:w="90"/>
+              <w:left w:type="dxa" w:w="120"/>
+              <w:bottom w:type="dxa" w:w="90"/>
+              <w:right w:type="dxa" w:w="120"/>
+            </w:tcMar>
+          </w:tcPr>
+          <w:p>
+            <w:pPr>
+              <w:spacing w:after="0"/>
+            </w:pPr>
+            <w:r>
+              <w:rPr>
+                <w:rFonts w:ascii="Calibri" w:cs="Calibri" w:eastAsia="Calibri" w:hAnsi="Calibri"/>
+                <w:b/>
+                <w:bCs/>
+                <w:color w:val="1F3864"/>
+                <w:sz w:val="19"/>
+                <w:szCs w:val="19"/>
+              </w:rPr>
+              <w:t xml:space="preserve">Filed SME DRHP</w:t>
+            </w:r>
+          </w:p>
+        </w:tc>
+      </w:tr>
+      <w:tr>
+        <w:tc>
+          <w:tcPr>
+            <w:tcW w:type="dxa" w:w="3400"/>
+            <w:tcMar>
+              <w:top w:type="dxa" w:w="80"/>
+              <w:left w:type="dxa" w:w="120"/>
+              <w:bottom w:type="dxa" w:w="80"/>
+              <w:right w:type="dxa" w:w="120"/>
+            </w:tcMar>
+          </w:tcPr>
+          <w:p>
+            <w:pPr>
+              <w:spacing w:after="0" w:line="252"/>
+            </w:pPr>
+            <w:r>
+              <w:rPr>
+                <w:rFonts w:ascii="Calibri" w:cs="Calibri" w:eastAsia="Calibri" w:hAnsi="Calibri"/>
+                <w:color w:val="1F2A44"/>
+                <w:sz w:val="19"/>
+                <w:szCs w:val="19"/>
+              </w:rPr>
+              <w:t xml:space="preserve">Words</w:t>
+            </w:r>
+          </w:p>
+        </w:tc>
+        <w:tc>
+          <w:tcPr>
+            <w:tcW w:type="dxa" w:w="2800"/>
+            <w:tcMar>
+              <w:top w:type="dxa" w:w="80"/>
+              <w:left w:type="dxa" w:w="120"/>
+              <w:bottom w:type="dxa" w:w="80"/>
+              <w:right w:type="dxa" w:w="120"/>
+            </w:tcMar>
+          </w:tcPr>
+          <w:p>
+            <w:pPr>
+              <w:spacing w:after="0" w:line="252"/>
+            </w:pPr>
+            <w:r>
+              <w:rPr>
+                <w:rFonts w:ascii="Calibri" w:cs="Calibri" w:eastAsia="Calibri" w:hAnsi="Calibri"/>
+                <w:color w:val="1F2A44"/>
+                <w:sz w:val="19"/>
+                <w:szCs w:val="19"/>
+              </w:rPr>
+              <w:t xml:space="preserve">15,044</w:t>
+            </w:r>
+          </w:p>
+        </w:tc>
+        <w:tc>
+          <w:tcPr>
+            <w:tcW w:type="dxa" w:w="2826"/>
+            <w:tcMar>
+              <w:top w:type="dxa" w:w="80"/>
+              <w:left w:type="dxa" w:w="120"/>
+              <w:bottom w:type="dxa" w:w="80"/>
+              <w:right w:type="dxa" w:w="120"/>
+            </w:tcMar>
+          </w:tcPr>
+          <w:p>
+            <w:pPr>
+              <w:spacing w:after="0" w:line="252"/>
+            </w:pPr>
+            <w:r>
+              <w:rPr>
+                <w:rFonts w:ascii="Calibri" w:cs="Calibri" w:eastAsia="Calibri" w:hAnsi="Calibri"/>
+                <w:color w:val="1F2A44"/>
+                <w:sz w:val="19"/>
+                <w:szCs w:val="19"/>
+              </w:rPr>
+              <w:t xml:space="preserve">187,459 (mean of 17 filings)</w:t>
+            </w:r>
+          </w:p>
+        </w:tc>
+      </w:tr>
+      <w:tr>
+        <w:tc>
+          <w:tcPr>
+            <w:tcW w:type="dxa" w:w="3400"/>
+            <w:shd w:fill="F7F9FC" w:val="clear"/>
+            <w:tcMar>
+              <w:top w:type="dxa" w:w="80"/>
+              <w:left w:type="dxa" w:w="120"/>
+              <w:bottom w:type="dxa" w:w="80"/>
+              <w:right w:type="dxa" w:w="120"/>
+            </w:tcMar>
+          </w:tcPr>
+          <w:p>
+            <w:pPr>
+              <w:spacing w:after="0" w:line="252"/>
+            </w:pPr>
+            <w:r>
+              <w:rPr>
+                <w:rFonts w:ascii="Calibri" w:cs="Calibri" w:eastAsia="Calibri" w:hAnsi="Calibri"/>
+                <w:color w:val="1F2A44"/>
+                <w:sz w:val="19"/>
+                <w:szCs w:val="19"/>
+              </w:rPr>
+              <w:t xml:space="preserve">Pages</w:t>
+            </w:r>
+          </w:p>
+        </w:tc>
+        <w:tc>
+          <w:tcPr>
+            <w:tcW w:type="dxa" w:w="2800"/>
+            <w:shd w:fill="F7F9FC" w:val="clear"/>
+            <w:tcMar>
+              <w:top w:type="dxa" w:w="80"/>
+              <w:left w:type="dxa" w:w="120"/>
+              <w:bottom w:type="dxa" w:w="80"/>
+              <w:right w:type="dxa" w:w="120"/>
+            </w:tcMar>
+          </w:tcPr>
+          <w:p>
+            <w:pPr>
+              <w:spacing w:after="0" w:line="252"/>
+            </w:pPr>
+            <w:r>
+              <w:rPr>
+                <w:rFonts w:ascii="Calibri" w:cs="Calibri" w:eastAsia="Calibri" w:hAnsi="Calibri"/>
+                <w:color w:val="1F2A44"/>
+                <w:sz w:val="19"/>
+                <w:szCs w:val="19"/>
+              </w:rPr>
+              <w:t xml:space="preserve">48 (PDF export)</w:t>
+            </w:r>
+          </w:p>
+        </w:tc>
+        <w:tc>
+          <w:tcPr>
+            <w:tcW w:type="dxa" w:w="2826"/>
+            <w:shd w:fill="F7F9FC" w:val="clear"/>
+            <w:tcMar>
+              <w:top w:type="dxa" w:w="80"/>
+              <w:left w:type="dxa" w:w="120"/>
+              <w:bottom w:type="dxa" w:w="80"/>
+              <w:right w:type="dxa" w:w="120"/>
+            </w:tcMar>
+          </w:tcPr>
+          <w:p>
+            <w:pPr>
+              <w:spacing w:after="0" w:line="252"/>
+            </w:pPr>
+            <w:r>
+              <w:rPr>
+                <w:rFonts w:ascii="Calibri" w:cs="Calibri" w:eastAsia="Calibri" w:hAnsi="Calibri"/>
+                <w:color w:val="1F2A44"/>
+                <w:sz w:val="19"/>
+                <w:szCs w:val="19"/>
+              </w:rPr>
+              <w:t xml:space="preserve">398 (mean of 17 filings)</w:t>
+            </w:r>
+          </w:p>
+        </w:tc>
+      </w:tr>
+      <w:tr>
+        <w:tc>
+          <w:tcPr>
+            <w:tcW w:type="dxa" w:w="3400"/>
+            <w:tcMar>
+              <w:top w:type="dxa" w:w="80"/>
+              <w:left w:type="dxa" w:w="120"/>
+              <w:bottom w:type="dxa" w:w="80"/>
+              <w:right w:type="dxa" w:w="120"/>
+            </w:tcMar>
+          </w:tcPr>
+          <w:p>
+            <w:pPr>
+              <w:spacing w:after="0" w:line="252"/>
+            </w:pPr>
+            <w:r>
+              <w:rPr>
+                <w:rFonts w:ascii="Calibri" w:cs="Calibri" w:eastAsia="Calibri" w:hAnsi="Calibri"/>
+                <w:color w:val="1F2A44"/>
+                <w:sz w:val="19"/>
+                <w:szCs w:val="19"/>
+              </w:rPr>
+              <w:t xml:space="preserve">Share by word count</w:t>
+            </w:r>
+          </w:p>
+        </w:tc>
+        <w:tc>
+          <w:tcPr>
+            <w:tcW w:type="dxa" w:w="2800"/>
+            <w:tcMar>
+              <w:top w:type="dxa" w:w="80"/>
+              <w:left w:type="dxa" w:w="120"/>
+              <w:bottom w:type="dxa" w:w="80"/>
+              <w:right w:type="dxa" w:w="120"/>
+            </w:tcMar>
+          </w:tcPr>
+          <w:p>
+            <w:pPr>
+              <w:spacing w:after="0" w:line="252"/>
+            </w:pPr>
+            <w:r>
+              <w:rPr>
+                <w:rFonts w:ascii="Calibri" w:cs="Calibri" w:eastAsia="Calibri" w:hAnsi="Calibri"/>
+                <w:color w:val="1F2A44"/>
+                <w:sz w:val="19"/>
+                <w:szCs w:val="19"/>
+              </w:rPr>
+              <w:t xml:space="preserve">8.0%</w:t>
+            </w:r>
+          </w:p>
+        </w:tc>
+        <w:tc>
+          <w:tcPr>
+            <w:tcW w:type="dxa" w:w="2826"/>
+            <w:tcMar>
+              <w:top w:type="dxa" w:w="80"/>
+              <w:left w:type="dxa" w:w="120"/>
+              <w:bottom w:type="dxa" w:w="80"/>
+              <w:right w:type="dxa" w:w="120"/>
+            </w:tcMar>
+          </w:tcPr>
+          <w:p>
+            <w:pPr>
+              <w:spacing w:after="0" w:line="252"/>
+            </w:pPr>
+            <w:r>
+              <w:rPr>
+                <w:rFonts w:ascii="Calibri" w:cs="Calibri" w:eastAsia="Calibri" w:hAnsi="Calibri"/>
+                <w:color w:val="1F2A44"/>
+                <w:sz w:val="19"/>
+                <w:szCs w:val="19"/>
+              </w:rPr>
+              <w:t xml:space="preserve">100%</w:t>
+            </w:r>
+          </w:p>
+        </w:tc>
+      </w:tr>
+      <w:tr>
+        <w:tc>
+          <w:tcPr>
+            <w:tcW w:type="dxa" w:w="3400"/>
+            <w:shd w:fill="F7F9FC" w:val="clear"/>
+            <w:tcMar>
+              <w:top w:type="dxa" w:w="80"/>
+              <w:left w:type="dxa" w:w="120"/>
+              <w:bottom w:type="dxa" w:w="80"/>
+              <w:right w:type="dxa" w:w="120"/>
+            </w:tcMar>
+          </w:tcPr>
+          <w:p>
+            <w:pPr>
+              <w:spacing w:after="0" w:line="252"/>
+            </w:pPr>
+            <w:r>
+              <w:rPr>
+                <w:rFonts w:ascii="Calibri" w:cs="Calibri" w:eastAsia="Calibri" w:hAnsi="Calibri"/>
+                <w:color w:val="1F2A44"/>
+                <w:sz w:val="19"/>
+                <w:szCs w:val="19"/>
+              </w:rPr>
+              <w:t xml:space="preserve">Risk factors</w:t>
+            </w:r>
+          </w:p>
+        </w:tc>
+        <w:tc>
+          <w:tcPr>
+            <w:tcW w:type="dxa" w:w="2800"/>
+            <w:shd w:fill="F7F9FC" w:val="clear"/>
+            <w:tcMar>
+              <w:top w:type="dxa" w:w="80"/>
+              <w:left w:type="dxa" w:w="120"/>
+              <w:bottom w:type="dxa" w:w="80"/>
+              <w:right w:type="dxa" w:w="120"/>
+            </w:tcMar>
+          </w:tcPr>
+          <w:p>
+            <w:pPr>
+              <w:spacing w:after="0" w:line="252"/>
+            </w:pPr>
+            <w:r>
+              <w:rPr>
+                <w:rFonts w:ascii="Calibri" w:cs="Calibri" w:eastAsia="Calibri" w:hAnsi="Calibri"/>
+                <w:color w:val="1F2A44"/>
+                <w:sz w:val="19"/>
+                <w:szCs w:val="19"/>
+              </w:rPr>
+              <w:t xml:space="preserve">30</w:t>
+            </w:r>
+          </w:p>
+        </w:tc>
+        <w:tc>
+          <w:tcPr>
+            <w:tcW w:type="dxa" w:w="2826"/>
+            <w:shd w:fill="F7F9FC" w:val="clear"/>
+            <w:tcMar>
+              <w:top w:type="dxa" w:w="80"/>
+              <w:left w:type="dxa" w:w="120"/>
+              <w:bottom w:type="dxa" w:w="80"/>
+              <w:right w:type="dxa" w:w="120"/>
+            </w:tcMar>
+          </w:tcPr>
+          <w:p>
+            <w:pPr>
+              <w:spacing w:after="0" w:line="252"/>
+            </w:pPr>
+            <w:r>
+              <w:rPr>
+                <w:rFonts w:ascii="Calibri" w:cs="Calibri" w:eastAsia="Calibri" w:hAnsi="Calibri"/>
+                <w:color w:val="1F2A44"/>
+                <w:sz w:val="19"/>
+                <w:szCs w:val="19"/>
+              </w:rPr>
+              <w:t xml:space="preserve">typically 30–60</w:t>
+            </w:r>
+          </w:p>
+        </w:tc>
+      </w:tr>
+    </w:tbl>
+    <w:p>
+      <w:pPr>
+        <w:spacing w:after="160"/>
+      </w:pPr>
+      <w:r>
+        <w:rPr>
+          <w:rFonts w:ascii="Calibri" w:cs="Calibri" w:eastAsia="Calibri" w:hAnsi="Calibri"/>
+          <w:color w:val="1F2A44"/>
+          <w:sz w:val="20"/>
+          <w:szCs w:val="20"/>
+        </w:rPr>
+        <w:t xml:space="preserve"/>
+      </w:r>
+    </w:p>
+    <w:p>
+      <w:pPr>
+        <w:spacing w:after="120" w:line="276"/>
+      </w:pPr>
+      <w:r>
+        <w:rPr>
+          <w:rFonts w:ascii="Calibri" w:cs="Calibri" w:eastAsia="Calibri" w:hAnsi="Calibri"/>
+          <w:color w:val="1F2A44"/>
+          <w:sz w:val="20"/>
+          <w:szCs w:val="20"/>
+        </w:rPr>
+        <w:t xml:space="preserve">That gap is real and should not be talked around. Part of it is structural and correct: the restated financial statements are the auditor's signed work product, the Articles of Association are reproduced verbatim from the company's own constitutional document, and the industry chapter in a real filing is usually a research report bought from an agency. Where it was measurable in the corpus, the Articles alone account for around 18% of a filing.</w:t>
+      </w:r>
+    </w:p>
+    <w:p>
+      <w:pPr>
+        <w:spacing w:after="120" w:line="276"/>
+      </w:pPr>
+      <w:r>
+        <w:rPr>
+          <w:rFonts w:ascii="Calibri" w:cs="Calibri" w:eastAsia="Calibri" w:hAnsi="Calibri"/>
+          <w:color w:val="1F2A44"/>
+          <w:sz w:val="20"/>
+          <w:szCs w:val="20"/>
+        </w:rPr>
+        <w:t xml:space="preserve">The rest of the gap is depth. Two things have been done about it, and the order matters because they carry very different risk.</w:t>
+      </w:r>
+    </w:p>
+    <w:p>
+      <w:pPr>
+        <w:spacing w:after="120" w:line="276"/>
+      </w:pPr>
+      <w:r>
+        <w:rPr>
+          <w:rFonts w:ascii="Calibri" w:cs="Calibri" w:eastAsia="Calibri" w:hAnsi="Calibri"/>
+          <w:color w:val="1F2A44"/>
+          <w:sz w:val="20"/>
+          <w:szCs w:val="20"/>
+        </w:rPr>
+        <w:t xml:space="preserve">The standard-text chapters — Definitions and Abbreviations, Terms of the Issue, Issue Structure, Issue Procedure, Restrictions on Foreign Ownership — are written out in full. They are near-identical in every SME offer document and carry almost no factual risk, which makes them the cheapest real volume available. Two rules govern every clause: no regulatory threshold is hard-coded, and procedural statements stay general enough to survive a circular amendment. Percentages, day counts and minimum application sizes are either interpolated from issuer data or deferred with "as prescribed" and a note to the banker.</w:t>
+      </w:r>
+    </w:p>
+    <w:p>
+      <w:pPr>
+        <w:spacing w:after="120" w:line="276"/>
+      </w:pPr>
+      <w:r>
+        <w:rPr>
+          <w:rFonts w:ascii="Calibri" w:cs="Calibri" w:eastAsia="Calibri" w:hAnsi="Calibri"/>
+          <w:color w:val="1F2A44"/>
+          <w:sz w:val="20"/>
+          <w:szCs w:val="20"/>
+        </w:rPr>
+        <w:t xml:space="preserve">The issuer-specific narrative chapters have been deepened more carefully, because depth there means more model output and that is where hallucination risk lives. Depth was taken from three sources in descending order of safety: fields the issuer had already supplied that no prompt was receiving, which is depth at zero risk and actually improves safety, since a figure only clears the output validator if it appears in the supplied context; wider must_cover, which widens the chapter and tightens the delivery check together; and richer deterministic fallbacks, which is what a user with no key or an exhausted quota actually sees. No instruction asks the model to characterise, rank, compare or assess anything — every added topic is descriptive and anchored to a supplied field, because the validator checks figures and cannot check adjectives.</w:t>
+      </w:r>
+    </w:p>
+    <w:p>
+      <w:pPr>
+        <w:spacing w:after="120" w:line="276"/>
+      </w:pPr>
+      <w:r>
+        <w:rPr>
+          <w:rFonts w:ascii="Calibri" w:cs="Calibri" w:eastAsia="Calibri" w:hAnsi="Calibri"/>
+          <w:color w:val="1F2A44"/>
+          <w:sz w:val="20"/>
+          <w:szCs w:val="20"/>
+        </w:rPr>
+        <w:t xml:space="preserve">What remains is genuinely issuer-specific narrative that needs more from the promoter rather than more from the model. That is a limitation to state, not to engineer around.</w:t>
+      </w:r>
+    </w:p>
+    <w:tbl>
+      <w:tblPr>
+        <w:tblW w:type="dxa" w:w="9026"/>
+        <w:tblBorders>
+          <w:top w:val="single" w:color="9C2B2B" w:sz="2"/>
+          <w:left w:val="single" w:color="9C2B2B" w:sz="18"/>
+          <w:bottom w:val="single" w:color="9C2B2B" w:sz="2"/>
+          <w:right w:val="single" w:color="9C2B2B" w:sz="2"/>
+          <w:insideH w:val="none" w:color="FFFFFF" w:sz="0"/>
+          <w:insideV w:val="none" w:color="FFFFFF" w:sz="0"/>
+        </w:tblBorders>
+      </w:tblPr>
+      <w:tblGrid>
+        <w:gridCol w:w="9026"/>
+      </w:tblGrid>
+      <w:tr>
+        <w:tc>
+          <w:tcPr>
+            <w:tcW w:type="dxa" w:w="9026"/>
+            <w:shd w:fill="FDF3F3" w:val="clear"/>
+            <w:tcMar>
+              <w:top w:type="dxa" w:w="140"/>
+              <w:left w:type="dxa" w:w="200"/>
+              <w:bottom w:type="dxa" w:w="140"/>
+              <w:right w:type="dxa" w:w="200"/>
+            </w:tcMar>
+          </w:tcPr>
+          <w:p>
+            <w:pPr>
+              <w:spacing w:after="60"/>
+            </w:pPr>
+            <w:r>
+              <w:rPr>
+                <w:rFonts w:ascii="Calibri" w:cs="Calibri" w:eastAsia="Calibri" w:hAnsi="Calibri"/>
+                <w:b/>
+                <w:bCs/>
+                <w:color w:val="9C2B2B"/>
+                <w:sz w:val="20"/>
+                <w:szCs w:val="20"/>
+              </w:rPr>
+              <w:t xml:space="preserve">How to describe the output, and how not to</w:t>
+            </w:r>
+          </w:p>
+          <w:p>
+            <w:pPr>
+              <w:spacing w:after="0"/>
+            </w:pPr>
+            <w:r>
+              <w:rPr>
+                <w:rFonts w:ascii="Calibri" w:cs="Calibri" w:eastAsia="Calibri" w:hAnsi="Calibri"/>
+                <w:color w:val="1F2A44"/>
+                <w:sz w:val="20"/>
+                <w:szCs w:val="20"/>
+              </w:rPr>
+              <w:t xml:space="preserve">Do not call it a complete DRHP. Call it what it is: a structured, disclosure-mapped first draft that covers the requirement framework, carries the standard text in full, and marks every point where a professional must sign. Coverage of requirements and volume of prose are different axes, and the honest claim is the first one.</w:t>
+            </w:r>
+          </w:p>
+        </w:tc>
+      </w:tr>
+    </w:tbl>
+    <w:p>
+      <w:pPr>
+        <w:spacing w:after="160"/>
+      </w:pPr>
+      <w:r>
+        <w:rPr>
+          <w:rFonts w:ascii="Calibri" w:cs="Calibri" w:eastAsia="Calibri" w:hAnsi="Calibri"/>
+          <w:color w:val="1F2A44"/>
+          <w:sz w:val="20"/>
+          <w:szCs w:val="20"/>
+        </w:rPr>
+        <w:t xml:space="preserve"/>
       </w:r>
     </w:p>
     <w:p>
@@ -13419,7 +14408,7 @@
           <w:sz w:val="25"/>
           <w:szCs w:val="25"/>
         </w:rPr>
-        <w:t xml:space="preserve">8.4  The blank-issuer behaviour</w:t>
+        <w:t xml:space="preserve">8.4  Placeholders are the design, not a shortfall</w:t>
       </w:r>
     </w:p>
     <w:p>
@@ -13433,7 +14422,7 @@
           <w:sz w:val="20"/>
           <w:szCs w:val="20"/>
         </w:rPr>
-        <w:t xml:space="preserve">With nothing answered at all, Drafter reports 14% coverage, the verdict "not-ready", 0 high-severity findings, and an eligibility verdict of "indeterminate". It generates the full structure as placeholders and carries no trace of the bundled sample issuers. A tool that flattered an empty file would flatter a real one.</w:t>
+        <w:t xml:space="preserve">The 11 placeholders in the bundled issuer's draft each sit at a legal signature point — the auditor's examination report, the tax-benefits certificate, counsel's tax particulars, the lock-in computation, the verbatim Articles, the executed declaration. Every one of them is something a named professional must sign. Generating text there would be the single most dangerous thing this product could do.</w:t>
       </w:r>
     </w:p>
     <w:p>
@@ -13450,7 +14439,38 @@
           <w:sz w:val="25"/>
           <w:szCs w:val="25"/>
         </w:rPr>
-        <w:t xml:space="preserve">8.5  Exports</w:t>
+        <w:t xml:space="preserve">8.5  The blank-issuer behaviour</w:t>
+      </w:r>
+    </w:p>
+    <w:p>
+      <w:pPr>
+        <w:spacing w:after="120" w:line="276"/>
+      </w:pPr>
+      <w:r>
+        <w:rPr>
+          <w:rFonts w:ascii="Calibri" w:cs="Calibri" w:eastAsia="Calibri" w:hAnsi="Calibri"/>
+          <w:color w:val="1F2A44"/>
+          <w:sz w:val="20"/>
+          <w:szCs w:val="20"/>
+        </w:rPr>
+        <w:t xml:space="preserve">With nothing answered at all, Drafter reports 14% coverage, the verdict "not-ready", 0 high-severity findings, and an eligibility verdict of "indeterminate". It generates the full structure as placeholders and carries no trace of the bundled sample issuers. A tool that flattered an empty file would flatter a real one.</w:t>
+      </w:r>
+    </w:p>
+    <w:p>
+      <w:pPr>
+        <w:pStyle w:val="Heading2"/>
+        <w:spacing w:after="120" w:before="280"/>
+      </w:pPr>
+      <w:r>
+        <w:rPr>
+          <w:rFonts w:ascii="Calibri" w:cs="Calibri" w:eastAsia="Calibri" w:hAnsi="Calibri"/>
+          <w:b/>
+          <w:bCs/>
+          <w:color w:val="1F3864"/>
+          <w:sz w:val="25"/>
+          <w:szCs w:val="25"/>
+        </w:rPr>
+        <w:t xml:space="preserve">8.6  Exports</w:t>
       </w:r>
     </w:p>
     <w:tbl>
@@ -16162,6 +17182,101 @@
     </w:p>
     <w:p>
       <w:pPr>
+        <w:pStyle w:val="ListParagraph"/>
+        <w:numPr>
+          <w:ilvl w:val="0"/>
+          <w:numId w:val="2"/>
+        </w:numPr>
+        <w:spacing w:after="80" w:line="264"/>
+      </w:pPr>
+      <w:r>
+        <w:rPr>
+          <w:rFonts w:ascii="Calibri" w:cs="Calibri" w:eastAsia="Calibri" w:hAnsi="Calibri"/>
+          <w:color w:val="1F2A44"/>
+          <w:sz w:val="20"/>
+          <w:szCs w:val="20"/>
+        </w:rPr>
+        <w:t xml:space="preserve">The declared worst-case prompt is MEASURED against the real prompts, so it cannot silently drift when a chapter gains context fields.</w:t>
+      </w:r>
+    </w:p>
+    <w:p>
+      <w:pPr>
+        <w:pStyle w:val="ListParagraph"/>
+        <w:numPr>
+          <w:ilvl w:val="0"/>
+          <w:numId w:val="2"/>
+        </w:numPr>
+        <w:spacing w:after="80" w:line="264"/>
+      </w:pPr>
+      <w:r>
+        <w:rPr>
+          <w:rFonts w:ascii="Calibri" w:cs="Calibri" w:eastAsia="Calibri" w:hAnsi="Calibri"/>
+          <w:color w:val="1F2A44"/>
+          <w:sz w:val="20"/>
+          <w:szCs w:val="20"/>
+        </w:rPr>
+        <w:t xml:space="preserve">The completion ceiling sits above the length at which Risk Factors was observed truncating.</w:t>
+      </w:r>
+    </w:p>
+    <w:p>
+      <w:pPr>
+        <w:pStyle w:val="ListParagraph"/>
+        <w:numPr>
+          <w:ilvl w:val="0"/>
+          <w:numId w:val="2"/>
+        </w:numPr>
+        <w:spacing w:after="80" w:line="264"/>
+      </w:pPr>
+      <w:r>
+        <w:rPr>
+          <w:rFonts w:ascii="Calibri" w:cs="Calibri" w:eastAsia="Calibri" w:hAnsi="Calibri"/>
+          <w:color w:val="1F2A44"/>
+          <w:sz w:val="20"/>
+          <w:szCs w:val="20"/>
+        </w:rPr>
+        <w:t xml:space="preserve">No standard clause hard-codes a regulatory threshold — and a planted "15%" and "4 days" are caught, while an interpolated figure is allowed.</w:t>
+      </w:r>
+    </w:p>
+    <w:p>
+      <w:pPr>
+        <w:pStyle w:val="ListParagraph"/>
+        <w:numPr>
+          <w:ilvl w:val="0"/>
+          <w:numId w:val="2"/>
+        </w:numPr>
+        <w:spacing w:after="80" w:line="264"/>
+      </w:pPr>
+      <w:r>
+        <w:rPr>
+          <w:rFonts w:ascii="Calibri" w:cs="Calibri" w:eastAsia="Calibri" w:hAnsi="Calibri"/>
+          <w:color w:val="1F2A44"/>
+          <w:sz w:val="20"/>
+          <w:szCs w:val="20"/>
+        </w:rPr>
+        <w:t xml:space="preserve">Standard text is never rendered with issuer-input provenance.</w:t>
+      </w:r>
+    </w:p>
+    <w:p>
+      <w:pPr>
+        <w:pStyle w:val="ListParagraph"/>
+        <w:numPr>
+          <w:ilvl w:val="0"/>
+          <w:numId w:val="2"/>
+        </w:numPr>
+        <w:spacing w:after="80" w:line="264"/>
+      </w:pPr>
+      <w:r>
+        <w:rPr>
+          <w:rFonts w:ascii="Calibri" w:cs="Calibri" w:eastAsia="Calibri" w:hAnsi="Calibri"/>
+          <w:color w:val="1F2A44"/>
+          <w:sz w:val="20"/>
+          <w:szCs w:val="20"/>
+        </w:rPr>
+        <w:t xml:space="preserve">Risk factors are numbered 1..n with no gaps, on a deliberately bare issuer as well as on both samples.</w:t>
+      </w:r>
+    </w:p>
+    <w:p>
+      <w:pPr>
         <w:spacing w:after="160"/>
       </w:pPr>
       <w:r>
@@ -19041,7 +20156,7 @@
           <w:sz w:val="18"/>
           <w:szCs w:val="18"/>
         </w:rPr>
-        <w:t xml:space="preserve">Generated from the codebase on 1 August 2026. Version 1.0. Registry 2026-07-R4. Internal use only.</w:t>
+        <w:t xml:space="preserve">Generated from the codebase on 2 August 2026. Version 1.1. Registry 2026-07-R4. Internal use only.</w:t>
       </w:r>
     </w:p>
     <w:sectPr>

--- a/docs/Drafter-Team-Handbook.docx
+++ b/docs/Drafter-Team-Handbook.docx
@@ -17811,7 +17811,7 @@
                 <w:sz w:val="19"/>
                 <w:szCs w:val="19"/>
               </w:rPr>
-              <w:t xml:space="preserve">The refine trace is not yet surfaced in the UI</w:t>
+              <w:t xml:space="preserve">Qualitative claims are not machine-checked</w:t>
             </w:r>
           </w:p>
         </w:tc>
@@ -17837,7 +17837,7 @@
                 <w:sz w:val="19"/>
                 <w:szCs w:val="19"/>
               </w:rPr>
-              <w:t xml:space="preserve">It is returned by the API and visible in the response, but no screen renders it.</w:t>
+              <w:t xml:space="preserve">The output validator checks figures, not adjectives. A chapter that overstates a strength without inventing a number would pass. The prompt forbids it and the merchant banker is the backstop.</w:t>
             </w:r>
           </w:p>
         </w:tc>
